--- a/hr-ai-interviewer/backend/src/templates/offer-letter.docx
+++ b/hr-ai-interviewer/backend/src/templates/offer-letter.docx
@@ -955,85 +955,6 @@
           <w:sz w:val="21"/>
         </w:rPr>
       </w:pPr>
-      <w:r>
-        <w:rPr>
-          <w:rFonts w:ascii="Sylfaen" w:eastAsia="Arial" w:hAnsi="Sylfaen" w:cs="Arial"/>
-          <w:noProof/>
-          <w:color w:val="555555"/>
-          <w:sz w:val="21"/>
-        </w:rPr>
-        <w:drawing>
-          <wp:anchor distT="0" distB="0" distL="114300" distR="114300" simplePos="0" relativeHeight="251660288" behindDoc="0" locked="0" layoutInCell="1" allowOverlap="1" wp14:anchorId="35AD6CEE" wp14:editId="3DCDF727">
-            <wp:simplePos x="0" y="0"/>
-            <wp:positionH relativeFrom="column">
-              <wp:posOffset>5278120</wp:posOffset>
-            </wp:positionH>
-            <wp:positionV relativeFrom="paragraph">
-              <wp:posOffset>2540</wp:posOffset>
-            </wp:positionV>
-            <wp:extent cx="1122680" cy="574040"/>
-            <wp:effectExtent l="0" t="0" r="0" b="0"/>
-            <wp:wrapNone/>
-            <wp:docPr id="1194750583" name="Picture 3">
-              <a:hlinkClick xmlns:a="http://schemas.openxmlformats.org/drawingml/2006/main" r:id="rId9"/>
-            </wp:docPr>
-            <wp:cNvGraphicFramePr>
-              <a:graphicFrameLocks xmlns:a="http://schemas.openxmlformats.org/drawingml/2006/main" noChangeAspect="1"/>
-            </wp:cNvGraphicFramePr>
-            <a:graphic xmlns:a="http://schemas.openxmlformats.org/drawingml/2006/main">
-              <a:graphicData uri="http://schemas.openxmlformats.org/drawingml/2006/picture">
-                <pic:pic xmlns:pic="http://schemas.openxmlformats.org/drawingml/2006/picture">
-                  <pic:nvPicPr>
-                    <pic:cNvPr id="1194750583" name="Picture 3">
-                      <a:hlinkClick r:id="rId9"/>
-                    </pic:cNvPr>
-                    <pic:cNvPicPr>
-                      <a:picLocks noChangeAspect="1" noChangeArrowheads="1"/>
-                    </pic:cNvPicPr>
-                  </pic:nvPicPr>
-                  <pic:blipFill rotWithShape="1">
-                    <a:blip r:embed="rId10" cstate="print">
-                      <a:extLst>
-                        <a:ext uri="{28A0092B-C50C-407E-A947-70E740481C1C}">
-                          <a14:useLocalDpi xmlns:a14="http://schemas.microsoft.com/office/drawing/2010/main" val="0"/>
-                        </a:ext>
-                      </a:extLst>
-                    </a:blip>
-                    <a:srcRect r="8944"/>
-                    <a:stretch>
-                      <a:fillRect/>
-                    </a:stretch>
-                  </pic:blipFill>
-                  <pic:spPr bwMode="auto">
-                    <a:xfrm>
-                      <a:off x="0" y="0"/>
-                      <a:ext cx="1122680" cy="574040"/>
-                    </a:xfrm>
-                    <a:prstGeom prst="rect">
-                      <a:avLst/>
-                    </a:prstGeom>
-                    <a:noFill/>
-                    <a:ln>
-                      <a:noFill/>
-                    </a:ln>
-                    <a:extLst>
-                      <a:ext uri="{53640926-AAD7-44D8-BBD7-CCE9431645EC}">
-                        <a14:shadowObscured xmlns:a14="http://schemas.microsoft.com/office/drawing/2010/main"/>
-                      </a:ext>
-                    </a:extLst>
-                  </pic:spPr>
-                </pic:pic>
-              </a:graphicData>
-            </a:graphic>
-            <wp14:sizeRelH relativeFrom="page">
-              <wp14:pctWidth>0</wp14:pctWidth>
-            </wp14:sizeRelH>
-            <wp14:sizeRelV relativeFrom="page">
-              <wp14:pctHeight>0</wp14:pctHeight>
-            </wp14:sizeRelV>
-          </wp:anchor>
-        </w:drawing>
-      </w:r>
     </w:p>
     <w:p>
       <w:pPr>
@@ -1755,85 +1676,6 @@
           <w:sz w:val="21"/>
         </w:rPr>
       </w:pPr>
-      <w:r>
-        <w:rPr>
-          <w:rFonts w:ascii="Sylfaen" w:eastAsia="Arial" w:hAnsi="Sylfaen" w:cs="Arial"/>
-          <w:noProof/>
-          <w:color w:val="555555"/>
-          <w:sz w:val="21"/>
-        </w:rPr>
-        <w:drawing>
-          <wp:anchor distT="0" distB="0" distL="114300" distR="114300" simplePos="0" relativeHeight="251663360" behindDoc="0" locked="0" layoutInCell="1" allowOverlap="1" wp14:anchorId="1771D6D3" wp14:editId="700B4D1C">
-            <wp:simplePos x="0" y="0"/>
-            <wp:positionH relativeFrom="column">
-              <wp:posOffset>5275580</wp:posOffset>
-            </wp:positionH>
-            <wp:positionV relativeFrom="paragraph">
-              <wp:posOffset>26670</wp:posOffset>
-            </wp:positionV>
-            <wp:extent cx="1122680" cy="574040"/>
-            <wp:effectExtent l="0" t="0" r="0" b="0"/>
-            <wp:wrapNone/>
-            <wp:docPr id="1347254088" name="Picture 3">
-              <a:hlinkClick xmlns:a="http://schemas.openxmlformats.org/drawingml/2006/main" r:id="rId9"/>
-            </wp:docPr>
-            <wp:cNvGraphicFramePr>
-              <a:graphicFrameLocks xmlns:a="http://schemas.openxmlformats.org/drawingml/2006/main" noChangeAspect="1"/>
-            </wp:cNvGraphicFramePr>
-            <a:graphic xmlns:a="http://schemas.openxmlformats.org/drawingml/2006/main">
-              <a:graphicData uri="http://schemas.openxmlformats.org/drawingml/2006/picture">
-                <pic:pic xmlns:pic="http://schemas.openxmlformats.org/drawingml/2006/picture">
-                  <pic:nvPicPr>
-                    <pic:cNvPr id="1194750583" name="Picture 3">
-                      <a:hlinkClick r:id="rId9"/>
-                    </pic:cNvPr>
-                    <pic:cNvPicPr>
-                      <a:picLocks noChangeAspect="1" noChangeArrowheads="1"/>
-                    </pic:cNvPicPr>
-                  </pic:nvPicPr>
-                  <pic:blipFill rotWithShape="1">
-                    <a:blip r:embed="rId10" cstate="print">
-                      <a:extLst>
-                        <a:ext uri="{28A0092B-C50C-407E-A947-70E740481C1C}">
-                          <a14:useLocalDpi xmlns:a14="http://schemas.microsoft.com/office/drawing/2010/main" val="0"/>
-                        </a:ext>
-                      </a:extLst>
-                    </a:blip>
-                    <a:srcRect r="8944"/>
-                    <a:stretch>
-                      <a:fillRect/>
-                    </a:stretch>
-                  </pic:blipFill>
-                  <pic:spPr bwMode="auto">
-                    <a:xfrm>
-                      <a:off x="0" y="0"/>
-                      <a:ext cx="1122680" cy="574040"/>
-                    </a:xfrm>
-                    <a:prstGeom prst="rect">
-                      <a:avLst/>
-                    </a:prstGeom>
-                    <a:noFill/>
-                    <a:ln>
-                      <a:noFill/>
-                    </a:ln>
-                    <a:extLst>
-                      <a:ext uri="{53640926-AAD7-44D8-BBD7-CCE9431645EC}">
-                        <a14:shadowObscured xmlns:a14="http://schemas.microsoft.com/office/drawing/2010/main"/>
-                      </a:ext>
-                    </a:extLst>
-                  </pic:spPr>
-                </pic:pic>
-              </a:graphicData>
-            </a:graphic>
-            <wp14:sizeRelH relativeFrom="page">
-              <wp14:pctWidth>0</wp14:pctWidth>
-            </wp14:sizeRelH>
-            <wp14:sizeRelV relativeFrom="page">
-              <wp14:pctHeight>0</wp14:pctHeight>
-            </wp14:sizeRelV>
-          </wp:anchor>
-        </w:drawing>
-      </w:r>
     </w:p>
     <w:p>
       <w:pPr>
@@ -2364,87 +2206,6 @@
       </w:pPr>
       <w:r>
         <w:rPr>
-          <w:rFonts w:ascii="Sylfaen" w:eastAsia="Arial" w:hAnsi="Sylfaen" w:cs="Arial"/>
-          <w:b/>
-          <w:bCs/>
-          <w:noProof/>
-          <w:color w:val="555555"/>
-          <w:sz w:val="21"/>
-        </w:rPr>
-        <w:drawing>
-          <wp:anchor distT="0" distB="0" distL="114300" distR="114300" simplePos="0" relativeHeight="251666432" behindDoc="0" locked="0" layoutInCell="1" allowOverlap="1" wp14:anchorId="40E82280" wp14:editId="1D7E19DA">
-            <wp:simplePos x="0" y="0"/>
-            <wp:positionH relativeFrom="column">
-              <wp:posOffset>5233670</wp:posOffset>
-            </wp:positionH>
-            <wp:positionV relativeFrom="paragraph">
-              <wp:posOffset>799937</wp:posOffset>
-            </wp:positionV>
-            <wp:extent cx="1122680" cy="574040"/>
-            <wp:effectExtent l="0" t="0" r="0" b="0"/>
-            <wp:wrapNone/>
-            <wp:docPr id="356184627" name="Picture 3">
-              <a:hlinkClick xmlns:a="http://schemas.openxmlformats.org/drawingml/2006/main" r:id="rId9"/>
-            </wp:docPr>
-            <wp:cNvGraphicFramePr>
-              <a:graphicFrameLocks xmlns:a="http://schemas.openxmlformats.org/drawingml/2006/main" noChangeAspect="1"/>
-            </wp:cNvGraphicFramePr>
-            <a:graphic xmlns:a="http://schemas.openxmlformats.org/drawingml/2006/main">
-              <a:graphicData uri="http://schemas.openxmlformats.org/drawingml/2006/picture">
-                <pic:pic xmlns:pic="http://schemas.openxmlformats.org/drawingml/2006/picture">
-                  <pic:nvPicPr>
-                    <pic:cNvPr id="1194750583" name="Picture 3">
-                      <a:hlinkClick r:id="rId9"/>
-                    </pic:cNvPr>
-                    <pic:cNvPicPr>
-                      <a:picLocks noChangeAspect="1" noChangeArrowheads="1"/>
-                    </pic:cNvPicPr>
-                  </pic:nvPicPr>
-                  <pic:blipFill rotWithShape="1">
-                    <a:blip r:embed="rId10" cstate="print">
-                      <a:extLst>
-                        <a:ext uri="{28A0092B-C50C-407E-A947-70E740481C1C}">
-                          <a14:useLocalDpi xmlns:a14="http://schemas.microsoft.com/office/drawing/2010/main" val="0"/>
-                        </a:ext>
-                      </a:extLst>
-                    </a:blip>
-                    <a:srcRect r="8944"/>
-                    <a:stretch>
-                      <a:fillRect/>
-                    </a:stretch>
-                  </pic:blipFill>
-                  <pic:spPr bwMode="auto">
-                    <a:xfrm>
-                      <a:off x="0" y="0"/>
-                      <a:ext cx="1122680" cy="574040"/>
-                    </a:xfrm>
-                    <a:prstGeom prst="rect">
-                      <a:avLst/>
-                    </a:prstGeom>
-                    <a:noFill/>
-                    <a:ln>
-                      <a:noFill/>
-                    </a:ln>
-                    <a:extLst>
-                      <a:ext uri="{53640926-AAD7-44D8-BBD7-CCE9431645EC}">
-                        <a14:shadowObscured xmlns:a14="http://schemas.microsoft.com/office/drawing/2010/main"/>
-                      </a:ext>
-                    </a:extLst>
-                  </pic:spPr>
-                </pic:pic>
-              </a:graphicData>
-            </a:graphic>
-            <wp14:sizeRelH relativeFrom="page">
-              <wp14:pctWidth>0</wp14:pctWidth>
-            </wp14:sizeRelH>
-            <wp14:sizeRelV relativeFrom="page">
-              <wp14:pctHeight>0</wp14:pctHeight>
-            </wp14:sizeRelV>
-          </wp:anchor>
-        </w:drawing>
-      </w:r>
-      <w:r>
-        <w:rPr>
           <w:rFonts w:ascii="Sylfaen" w:eastAsia="Arial" w:hAnsi="Sylfaen"/>
           <w:b/>
           <w:bCs/>
@@ -4030,85 +3791,6 @@
           <w:sz w:val="21"/>
         </w:rPr>
       </w:pPr>
-      <w:r>
-        <w:rPr>
-          <w:rFonts w:ascii="Sylfaen" w:eastAsia="Arial" w:hAnsi="Sylfaen" w:cs="Arial"/>
-          <w:noProof/>
-          <w:color w:val="555555"/>
-          <w:sz w:val="21"/>
-        </w:rPr>
-        <w:drawing>
-          <wp:anchor distT="0" distB="0" distL="114300" distR="114300" simplePos="0" relativeHeight="251671552" behindDoc="0" locked="0" layoutInCell="1" allowOverlap="1" wp14:anchorId="42B59E4D" wp14:editId="42A7E065">
-            <wp:simplePos x="0" y="0"/>
-            <wp:positionH relativeFrom="column">
-              <wp:posOffset>5237480</wp:posOffset>
-            </wp:positionH>
-            <wp:positionV relativeFrom="paragraph">
-              <wp:posOffset>1646230</wp:posOffset>
-            </wp:positionV>
-            <wp:extent cx="1122680" cy="574040"/>
-            <wp:effectExtent l="0" t="0" r="0" b="0"/>
-            <wp:wrapNone/>
-            <wp:docPr id="1095781435" name="Picture 3">
-              <a:hlinkClick xmlns:a="http://schemas.openxmlformats.org/drawingml/2006/main" r:id="rId9"/>
-            </wp:docPr>
-            <wp:cNvGraphicFramePr>
-              <a:graphicFrameLocks xmlns:a="http://schemas.openxmlformats.org/drawingml/2006/main" noChangeAspect="1"/>
-            </wp:cNvGraphicFramePr>
-            <a:graphic xmlns:a="http://schemas.openxmlformats.org/drawingml/2006/main">
-              <a:graphicData uri="http://schemas.openxmlformats.org/drawingml/2006/picture">
-                <pic:pic xmlns:pic="http://schemas.openxmlformats.org/drawingml/2006/picture">
-                  <pic:nvPicPr>
-                    <pic:cNvPr id="1194750583" name="Picture 3">
-                      <a:hlinkClick r:id="rId9"/>
-                    </pic:cNvPr>
-                    <pic:cNvPicPr>
-                      <a:picLocks noChangeAspect="1" noChangeArrowheads="1"/>
-                    </pic:cNvPicPr>
-                  </pic:nvPicPr>
-                  <pic:blipFill rotWithShape="1">
-                    <a:blip r:embed="rId10" cstate="print">
-                      <a:extLst>
-                        <a:ext uri="{28A0092B-C50C-407E-A947-70E740481C1C}">
-                          <a14:useLocalDpi xmlns:a14="http://schemas.microsoft.com/office/drawing/2010/main" val="0"/>
-                        </a:ext>
-                      </a:extLst>
-                    </a:blip>
-                    <a:srcRect r="8944"/>
-                    <a:stretch>
-                      <a:fillRect/>
-                    </a:stretch>
-                  </pic:blipFill>
-                  <pic:spPr bwMode="auto">
-                    <a:xfrm>
-                      <a:off x="0" y="0"/>
-                      <a:ext cx="1122680" cy="574040"/>
-                    </a:xfrm>
-                    <a:prstGeom prst="rect">
-                      <a:avLst/>
-                    </a:prstGeom>
-                    <a:noFill/>
-                    <a:ln>
-                      <a:noFill/>
-                    </a:ln>
-                    <a:extLst>
-                      <a:ext uri="{53640926-AAD7-44D8-BBD7-CCE9431645EC}">
-                        <a14:shadowObscured xmlns:a14="http://schemas.microsoft.com/office/drawing/2010/main"/>
-                      </a:ext>
-                    </a:extLst>
-                  </pic:spPr>
-                </pic:pic>
-              </a:graphicData>
-            </a:graphic>
-            <wp14:sizeRelH relativeFrom="page">
-              <wp14:pctWidth>0</wp14:pctWidth>
-            </wp14:sizeRelH>
-            <wp14:sizeRelV relativeFrom="page">
-              <wp14:pctHeight>0</wp14:pctHeight>
-            </wp14:sizeRelV>
-          </wp:anchor>
-        </w:drawing>
-      </w:r>
     </w:p>
     <w:sectPr>
       <w:headerReference w:type="even" r:id="rId11"/>

--- a/hr-ai-interviewer/backend/src/templates/offer-letter.docx
+++ b/hr-ai-interviewer/backend/src/templates/offer-letter.docx
@@ -306,6 +306,7 @@
           <w:tcPr>
             <w:tcW w:w="4848" w:type="dxa"/>
             <w:shd w:val="clear" w:color="auto" w:fill="F4F7FB"/>
+            <w:noWrap/>
             <w:vAlign w:val="center"/>
           </w:tcPr>
           <w:p>
@@ -363,6 +364,7 @@
         <w:tc>
           <w:tcPr>
             <w:tcW w:w="4848" w:type="dxa"/>
+            <w:noWrap/>
             <w:vAlign w:val="center"/>
           </w:tcPr>
           <w:p>
@@ -422,6 +424,7 @@
           <w:tcPr>
             <w:tcW w:w="4848" w:type="dxa"/>
             <w:shd w:val="clear" w:color="auto" w:fill="F4F7FB"/>
+            <w:noWrap/>
             <w:vAlign w:val="center"/>
           </w:tcPr>
           <w:p>
@@ -479,6 +482,7 @@
         <w:tc>
           <w:tcPr>
             <w:tcW w:w="4848" w:type="dxa"/>
+            <w:noWrap/>
             <w:vAlign w:val="center"/>
           </w:tcPr>
           <w:p>
@@ -595,6 +599,7 @@
         <w:tc>
           <w:tcPr>
             <w:tcW w:w="4848" w:type="dxa"/>
+            <w:noWrap/>
             <w:vAlign w:val="center"/>
           </w:tcPr>
           <w:p>
@@ -2562,6 +2567,7 @@
         <w:tc>
           <w:tcPr>
             <w:tcW w:w="3232" w:type="dxa"/>
+            <w:noWrap/>
             <w:vAlign w:val="center"/>
           </w:tcPr>
           <w:p>
@@ -2586,6 +2592,7 @@
         <w:tc>
           <w:tcPr>
             <w:tcW w:w="3232" w:type="dxa"/>
+            <w:noWrap/>
             <w:vAlign w:val="center"/>
           </w:tcPr>
           <w:p>
@@ -2640,6 +2647,7 @@
         <w:tc>
           <w:tcPr>
             <w:tcW w:w="3232" w:type="dxa"/>
+            <w:noWrap/>
             <w:vAlign w:val="center"/>
           </w:tcPr>
           <w:p>
@@ -2664,6 +2672,7 @@
         <w:tc>
           <w:tcPr>
             <w:tcW w:w="3232" w:type="dxa"/>
+            <w:noWrap/>
             <w:vAlign w:val="center"/>
           </w:tcPr>
           <w:p>
@@ -3032,6 +3041,7 @@
           <w:tcPr>
             <w:tcW w:w="3232" w:type="dxa"/>
             <w:shd w:val="clear" w:color="F4F7FB" w:fill="F4F7FB"/>
+            <w:noWrap/>
             <w:vAlign w:val="center"/>
           </w:tcPr>
           <w:p>
@@ -3057,6 +3067,7 @@
           <w:tcPr>
             <w:tcW w:w="3232" w:type="dxa"/>
             <w:shd w:val="clear" w:color="F4F7FB" w:fill="F4F7FB"/>
+            <w:noWrap/>
             <w:vAlign w:val="center"/>
           </w:tcPr>
           <w:p>
@@ -3111,6 +3122,7 @@
         <w:tc>
           <w:tcPr>
             <w:tcW w:w="3232" w:type="dxa"/>
+            <w:noWrap/>
             <w:vAlign w:val="center"/>
           </w:tcPr>
           <w:p>
@@ -3135,6 +3147,7 @@
         <w:tc>
           <w:tcPr>
             <w:tcW w:w="3232" w:type="dxa"/>
+            <w:noWrap/>
             <w:vAlign w:val="center"/>
           </w:tcPr>
           <w:p>
@@ -3347,6 +3360,7 @@
           <w:tcPr>
             <w:tcW w:w="3232" w:type="dxa"/>
             <w:shd w:val="clear" w:color="F4F7FB" w:fill="F4F7FB"/>
+            <w:noWrap/>
             <w:vAlign w:val="center"/>
           </w:tcPr>
           <w:p>
@@ -3372,6 +3386,7 @@
           <w:tcPr>
             <w:tcW w:w="3232" w:type="dxa"/>
             <w:shd w:val="clear" w:color="F4F7FB" w:fill="F4F7FB"/>
+            <w:noWrap/>
             <w:vAlign w:val="center"/>
           </w:tcPr>
           <w:p>
@@ -3426,6 +3441,7 @@
         <w:tc>
           <w:tcPr>
             <w:tcW w:w="3232" w:type="dxa"/>
+            <w:noWrap/>
             <w:vAlign w:val="center"/>
           </w:tcPr>
           <w:p>
@@ -3450,6 +3466,7 @@
         <w:tc>
           <w:tcPr>
             <w:tcW w:w="3232" w:type="dxa"/>
+            <w:noWrap/>
             <w:vAlign w:val="center"/>
           </w:tcPr>
           <w:p>
@@ -3663,6 +3680,7 @@
           <w:tcPr>
             <w:tcW w:w="3232" w:type="dxa"/>
             <w:shd w:val="clear" w:color="F4F7FB" w:fill="F4F7FB"/>
+            <w:noWrap/>
             <w:vAlign w:val="center"/>
           </w:tcPr>
           <w:p>
@@ -3688,6 +3706,7 @@
           <w:tcPr>
             <w:tcW w:w="3232" w:type="dxa"/>
             <w:shd w:val="clear" w:color="F4F7FB" w:fill="F4F7FB"/>
+            <w:noWrap/>
             <w:vAlign w:val="center"/>
           </w:tcPr>
           <w:p>

--- a/hr-ai-interviewer/backend/src/templates/offer-letter.docx
+++ b/hr-ai-interviewer/backend/src/templates/offer-letter.docx
@@ -650,7 +650,7 @@
           <w:sz w:val="22"/>
           <w:szCs w:val="22"/>
         </w:rPr>
-        <w:t xml:space="preserve">Base on earlier discussions, it is our pleasure to extend the following letter of employment to you with </w:t>
+        <w:t xml:space="preserve">Based on earlier discussions, it is our pleasure to extend the following letter of employment to you with </w:t>
       </w:r>
       <w:r>
         <w:rPr>
@@ -858,7 +858,7 @@
                 <w:color w:val="808080"/>
                 <w:szCs w:val="22"/>
               </w:rPr>
-              <w:t>[Annual CTC] -Break up is given at below.</w:t>
+              <w:t>[Annual CTC] - Break up is given below.</w:t>
             </w:r>
           </w:p>
         </w:tc>
@@ -1842,7 +1842,7 @@
           <w:color w:val="2C2C2C"/>
           <w:sz w:val="21"/>
         </w:rPr>
-        <w:t>The offer would letter also stand automatically withdrawn if you are unable to join the position on the aforementioned date of joining post your acceptance of the offer letter.</w:t>
+        <w:t>This offer letter would also stand automatically withdrawn if you are unable to join the position on the aforementioned date of joining post your acceptance of the offer letter.</w:t>
       </w:r>
     </w:p>
     <w:p>

--- a/hr-ai-interviewer/backend/src/templates/offer-letter.docx
+++ b/hr-ai-interviewer/backend/src/templates/offer-letter.docx
@@ -676,7 +676,6 @@
     <w:p>
       <w:pPr>
         <w:spacing w:after="200"/>
-        <w:jc w:val="both"/>
         <w:rPr>
           <w:rFonts w:ascii="Sylfaen" w:eastAsia="Arial" w:hAnsi="Sylfaen" w:cs="Arial"/>
           <w:color w:val="2C2C2C"/>
@@ -1589,7 +1588,6 @@
           </w:tcPr>
           <w:p>
             <w:pPr>
-              <w:jc w:val="both"/>
               <w:rPr>
                 <w:rFonts w:ascii="Sylfaen" w:hAnsi="Sylfaen"/>
                 <w:sz w:val="21"/>

--- a/hr-ai-interviewer/backend/src/templates/offer-letter.docx
+++ b/hr-ai-interviewer/backend/src/templates/offer-letter.docx
@@ -1493,11 +1493,17 @@
         <w:spacing w:line="276" w:lineRule="auto"/>
         <w:rPr>
           <w:rFonts w:eastAsia="Arial"/>
+          <w:b/>
+          <w:bCs/>
+          <w:color w:val="002060"/>
         </w:rPr>
       </w:pPr>
       <w:r>
         <w:rPr>
           <w:rFonts w:eastAsia="Arial"/>
+          <w:b/>
+          <w:bCs/>
+          <w:color w:val="002060"/>
         </w:rPr>
         <w:t>Copy of PAN Card (2 Copies).</w:t>
       </w:r>
@@ -1508,11 +1514,17 @@
         <w:spacing w:line="276" w:lineRule="auto"/>
         <w:rPr>
           <w:rFonts w:eastAsia="Arial"/>
+          <w:b/>
+          <w:bCs/>
+          <w:color w:val="002060"/>
         </w:rPr>
       </w:pPr>
       <w:r>
         <w:rPr>
           <w:rFonts w:eastAsia="Arial"/>
+          <w:b/>
+          <w:bCs/>
+          <w:color w:val="002060"/>
         </w:rPr>
         <w:t>Copy of Aadhar Card (2 Copies).</w:t>
       </w:r>
@@ -1523,11 +1535,17 @@
         <w:spacing w:line="276" w:lineRule="auto"/>
         <w:rPr>
           <w:rFonts w:eastAsia="Arial"/>
+          <w:b/>
+          <w:bCs/>
+          <w:color w:val="002060"/>
         </w:rPr>
       </w:pPr>
       <w:r>
         <w:rPr>
           <w:rFonts w:eastAsia="Arial"/>
+          <w:b/>
+          <w:bCs/>
+          <w:color w:val="002060"/>
         </w:rPr>
         <w:t>Proof of Current Residence and Permanent Residence.</w:t>
       </w:r>
@@ -1538,11 +1556,17 @@
         <w:spacing w:line="276" w:lineRule="auto"/>
         <w:rPr>
           <w:rFonts w:eastAsia="Arial"/>
+          <w:b/>
+          <w:bCs/>
+          <w:color w:val="002060"/>
         </w:rPr>
       </w:pPr>
       <w:r>
         <w:rPr>
           <w:rFonts w:eastAsia="Arial"/>
+          <w:b/>
+          <w:bCs/>
+          <w:color w:val="002060"/>
         </w:rPr>
         <w:t>3 Passport size Photographs.</w:t>
       </w:r>

--- a/hr-ai-interviewer/backend/src/templates/offer-letter.docx
+++ b/hr-ai-interviewer/backend/src/templates/offer-letter.docx
@@ -2766,7 +2766,7 @@
                 <w:color w:val="767171" w:themeColor="background2" w:themeShade="80"/>
                 <w:sz w:val="18"/>
               </w:rPr>
-              <w:t>0</w:t>
+              <w:t>[Conveyance - Monthly]</w:t>
             </w:r>
           </w:p>
         </w:tc>
@@ -2790,7 +2790,7 @@
                 <w:color w:val="767171" w:themeColor="background2" w:themeShade="80"/>
                 <w:sz w:val="18"/>
               </w:rPr>
-              <w:t>0</w:t>
+              <w:t>[Conveyance - Annual]</w:t>
             </w:r>
           </w:p>
         </w:tc>
@@ -2844,7 +2844,7 @@
                 <w:color w:val="767171" w:themeColor="background2" w:themeShade="80"/>
                 <w:sz w:val="18"/>
               </w:rPr>
-              <w:t>0</w:t>
+              <w:t>[Special Allowances - Monthly]</w:t>
             </w:r>
           </w:p>
         </w:tc>
@@ -2868,7 +2868,7 @@
                 <w:color w:val="767171" w:themeColor="background2" w:themeShade="80"/>
                 <w:sz w:val="18"/>
               </w:rPr>
-              <w:t>0</w:t>
+              <w:t>[Special Allowances - Annual]</w:t>
             </w:r>
           </w:p>
         </w:tc>
@@ -2922,7 +2922,7 @@
                 <w:color w:val="767171" w:themeColor="background2" w:themeShade="80"/>
                 <w:sz w:val="18"/>
               </w:rPr>
-              <w:t>0</w:t>
+              <w:t>[Medical Allowance - Monthly]</w:t>
             </w:r>
           </w:p>
         </w:tc>
@@ -2946,7 +2946,7 @@
                 <w:color w:val="767171" w:themeColor="background2" w:themeShade="80"/>
                 <w:sz w:val="18"/>
               </w:rPr>
-              <w:t>0</w:t>
+              <w:t>[Medical Allowance - Annual]</w:t>
             </w:r>
           </w:p>
         </w:tc>
@@ -3000,7 +3000,7 @@
                 <w:color w:val="767171" w:themeColor="background2" w:themeShade="80"/>
                 <w:sz w:val="18"/>
               </w:rPr>
-              <w:t>0</w:t>
+              <w:t>[Bonus - Monthly]</w:t>
             </w:r>
           </w:p>
         </w:tc>
@@ -3024,7 +3024,7 @@
                 <w:color w:val="767171" w:themeColor="background2" w:themeShade="80"/>
                 <w:sz w:val="18"/>
               </w:rPr>
-              <w:t>0</w:t>
+              <w:t>[Bonus - Annual]</w:t>
             </w:r>
           </w:p>
         </w:tc>
@@ -3241,7 +3241,7 @@
                 <w:color w:val="767171" w:themeColor="background2" w:themeShade="80"/>
                 <w:sz w:val="18"/>
               </w:rPr>
-              <w:t>_</w:t>
+              <w:t>[Employee ESIC - Monthly]</w:t>
             </w:r>
           </w:p>
         </w:tc>
@@ -3265,7 +3265,7 @@
                 <w:color w:val="767171" w:themeColor="background2" w:themeShade="80"/>
                 <w:sz w:val="18"/>
               </w:rPr>
-              <w:t>_</w:t>
+              <w:t>[Employee ESIC - Annual]</w:t>
             </w:r>
           </w:p>
         </w:tc>
@@ -3319,7 +3319,7 @@
                 <w:color w:val="767171" w:themeColor="background2" w:themeShade="80"/>
                 <w:sz w:val="18"/>
               </w:rPr>
-              <w:t>0</w:t>
+              <w:t>[Employee LWF - Monthly]</w:t>
             </w:r>
           </w:p>
         </w:tc>
@@ -3343,7 +3343,7 @@
                 <w:color w:val="767171" w:themeColor="background2" w:themeShade="80"/>
                 <w:sz w:val="18"/>
               </w:rPr>
-              <w:t>0</w:t>
+              <w:t>[Employee LWF - Annual]</w:t>
             </w:r>
           </w:p>
         </w:tc>
@@ -3560,7 +3560,7 @@
                 <w:color w:val="767171" w:themeColor="background2" w:themeShade="80"/>
                 <w:sz w:val="18"/>
               </w:rPr>
-              <w:t>_</w:t>
+              <w:t>[Company ESIC - Monthly]</w:t>
             </w:r>
           </w:p>
         </w:tc>
@@ -3584,7 +3584,7 @@
                 <w:color w:val="767171" w:themeColor="background2" w:themeShade="80"/>
                 <w:sz w:val="18"/>
               </w:rPr>
-              <w:t>_</w:t>
+              <w:t>[Company ESIC - Annual]</w:t>
             </w:r>
           </w:p>
         </w:tc>
@@ -3638,7 +3638,7 @@
                 <w:color w:val="767171" w:themeColor="background2" w:themeShade="80"/>
                 <w:sz w:val="18"/>
               </w:rPr>
-              <w:t>0</w:t>
+              <w:t>[Company LWF - Monthly]</w:t>
             </w:r>
           </w:p>
         </w:tc>
@@ -3662,7 +3662,7 @@
                 <w:color w:val="767171" w:themeColor="background2" w:themeShade="80"/>
                 <w:sz w:val="18"/>
               </w:rPr>
-              <w:t>0</w:t>
+              <w:t>[Company LWF - Annual]</w:t>
             </w:r>
           </w:p>
         </w:tc>
